--- a/КПП/Том СОТС КПП/АОСР 1-СОТС-КПП.docx
+++ b/КПП/Том СОТС КПП/АОСР 1-СОТС-КПП.docx
@@ -3047,7 +3047,7 @@
                 <w:i/>
                 <w:iCs/>
               </w:rPr>
-              <w:t xml:space="preserve">Прокладка кабельной линии СОТС</w:t>
+              <w:t xml:space="preserve">Прокладка кабельной линии</w:t>
             </w:r>
           </w:p>
         </w:tc>
@@ -3089,7 +3089,7 @@
                 <w:i/>
                 <w:iCs/>
               </w:rPr>
-              <w:t xml:space="preserve">(здание КПП).</w:t>
+              <w:t xml:space="preserve"/>
             </w:r>
           </w:p>
         </w:tc>
@@ -3261,7 +3261,7 @@
                 <w:iCs/>
               </w:rPr>
               <w:lastRenderedPageBreak/>
-              <w:t xml:space="preserve">лист 4. Разработчик ООО «АльтЭн», разработал Иванчук М.В.</w:t>
+              <w:t xml:space="preserve">лист 4. Разработчик — ООО «АльтЭн», ОГРН 1024000944098, ИНН 4025062969.</w:t>
             </w:r>
           </w:p>
         </w:tc>
@@ -3404,49 +3404,7 @@
                 <w:i/>
                 <w:iCs/>
               </w:rPr>
-              <w:t xml:space="preserve">Кабель КПСнг(А)-FRHF 1×2×0,75, ООО «ТД «Технокабель-НН» — 3 м (сертификат соответствия — реестр, поз. 1).</w:t>
-            </w:r>
-          </w:p>
-        </w:tc>
-      </w:tr>
-      <w:tr>
-        <w:tblPrEx>
-          <w:tblCellMar>
-            <w:top w:w="0" w:type="dxa"/>
-            <w:bottom w:w="0" w:type="dxa"/>
-          </w:tblCellMar>
-        </w:tblPrEx>
-        <w:trPr>
-          <w:gridAfter w:val="1"/>
-          <w:wAfter w:w="349" w:type="dxa"/>
-          <w:cantSplit/>
-          <w:trHeight w:val="235"/>
-        </w:trPr>
-        <w:tc>
-          <w:tcPr>
-            <w:tcW w:w="9851" w:type="dxa"/>
-            <w:gridSpan w:val="19"/>
-            <w:tcBorders>
-              <w:top w:val="none" w:sz="0" w:space="0" w:color="FFFFFF"/>
-              <w:left w:val="none" w:sz="0" w:space="0" w:color="FFFFFF"/>
-              <w:bottom w:val="single" w:sz="4" w:space="0" w:color="000000"/>
-              <w:right w:val="none" w:sz="0" w:space="0" w:color="FFFFFF"/>
-            </w:tcBorders>
-            <w:tcMar>
-              <w:top w:w="0" w:type="dxa"/>
-              <w:left w:w="28" w:type="dxa"/>
-              <w:bottom w:w="0" w:type="dxa"/>
-              <w:right w:w="28" w:type="dxa"/>
-            </w:tcMar>
-            <w:vAlign w:val="bottom"/>
-          </w:tcPr>
-          <w:p>
-            <w:r>
-              <w:rPr>
-                <w:i/>
-                <w:iCs/>
-              </w:rPr>
-              <w:t xml:space="preserve">Реквизиты документов (сертификатов, паспортов, писем) — в Реестре документов о качестве (том СОТС, здание КПП), являющемся неотъемлемой частью настоящего акта (приложение 1).</w:t>
+              <w:t xml:space="preserve">Кабель КПСнг(А)-FRHF 1×2×0,75 — сертификат соответствия № ЕАЭС RU C-RU.АЮ64.В.00884/26 от 15.07.2026 (реестр, поз. 1).</w:t>
             </w:r>
           </w:p>
         </w:tc>
@@ -3625,7 +3583,7 @@
                 <w:i/>
                 <w:iCs/>
               </w:rPr>
-              <w:t xml:space="preserve">Исполнительная схема 16/1/26-ИД-КПП, лист 6;</w:t>
+              <w:t xml:space="preserve">Исполнительная схема 16/1/26-СОТС-ИД-КПП, лист 2;</w:t>
             </w:r>
           </w:p>
         </w:tc>
@@ -3667,7 +3625,7 @@
                 <w:i/>
                 <w:iCs/>
               </w:rPr>
-              <w:t xml:space="preserve">кабельный журнал 16/1/26-ИД-КПП.КЖ (раздел СОТС).</w:t>
+              <w:t xml:space="preserve">кабельный журнал 16/1/26-СОТС-ИД-КПП.КЖ.</w:t>
             </w:r>
           </w:p>
         </w:tc>
@@ -4385,7 +4343,7 @@
                 <w:i/>
                 <w:iCs/>
               </w:rPr>
-              <w:t xml:space="preserve">СП 76.13330.2016; ПУЭ (7-е изд.), гл. 2.1;</w:t>
+              <w:t xml:space="preserve">СП 76.13330.2016, п. 6.3.1; ПУЭ (7-е изд.), гл. 2.1;</w:t>
             </w:r>
           </w:p>
         </w:tc>
@@ -5046,7 +5004,7 @@
                 <w:i/>
                 <w:iCs/>
               </w:rPr>
-              <w:t xml:space="preserve">Исполнительная схема 16/1/26-ИД-КПП, лист 6.</w:t>
+              <w:t xml:space="preserve">Исполнительная схема 16/1/26-СОТС-ИД-КПП, лист 2.</w:t>
             </w:r>
           </w:p>
         </w:tc>
@@ -5115,7 +5073,7 @@
                 <w:i/>
                 <w:iCs/>
               </w:rPr>
-              <w:t xml:space="preserve">Кабельный журнал 16/1/26-ИД-КПП.КЖ (раздел СОТС).</w:t>
+              <w:t xml:space="preserve">Кабельный журнал 16/1/26-СОТС-ИД-КПП.КЖ.</w:t>
             </w:r>
           </w:p>
         </w:tc>
